--- a/tillsyn/A 46103-2025 tillsynsbegäran.docx
+++ b/tillsyn/A 46103-2025 tillsynsbegäran.docx
@@ -463,7 +463,7 @@
     <w:r>
       <w:tab/>
       <w:tab/>
-      <w:t>2025-09-25</w:t>
+      <w:t>2025-09-26</w:t>
       <w:br/>
       <w:br/>
     </w:r>

--- a/tillsyn/A 46103-2025 tillsynsbegäran.docx
+++ b/tillsyn/A 46103-2025 tillsynsbegäran.docx
@@ -463,7 +463,7 @@
     <w:r>
       <w:tab/>
       <w:tab/>
-      <w:t>2025-09-26</w:t>
+      <w:t>2025-09-27</w:t>
       <w:br/>
       <w:br/>
     </w:r>

--- a/tillsyn/A 46103-2025 tillsynsbegäran.docx
+++ b/tillsyn/A 46103-2025 tillsynsbegäran.docx
@@ -463,7 +463,7 @@
     <w:r>
       <w:tab/>
       <w:tab/>
-      <w:t>2025-09-27</w:t>
+      <w:t>2025-09-28</w:t>
       <w:br/>
       <w:br/>
     </w:r>

--- a/tillsyn/A 46103-2025 tillsynsbegäran.docx
+++ b/tillsyn/A 46103-2025 tillsynsbegäran.docx
@@ -463,7 +463,7 @@
     <w:r>
       <w:tab/>
       <w:tab/>
-      <w:t>2025-09-28</w:t>
+      <w:t>2025-09-29</w:t>
       <w:br/>
       <w:br/>
     </w:r>

--- a/tillsyn/A 46103-2025 tillsynsbegäran.docx
+++ b/tillsyn/A 46103-2025 tillsynsbegäran.docx
@@ -463,7 +463,7 @@
     <w:r>
       <w:tab/>
       <w:tab/>
-      <w:t>2025-09-29</w:t>
+      <w:t>2025-09-30</w:t>
       <w:br/>
       <w:br/>
     </w:r>

--- a/tillsyn/A 46103-2025 tillsynsbegäran.docx
+++ b/tillsyn/A 46103-2025 tillsynsbegäran.docx
@@ -463,7 +463,7 @@
     <w:r>
       <w:tab/>
       <w:tab/>
-      <w:t>2025-09-30</w:t>
+      <w:t>2025-10-01</w:t>
       <w:br/>
       <w:br/>
     </w:r>

--- a/tillsyn/A 46103-2025 tillsynsbegäran.docx
+++ b/tillsyn/A 46103-2025 tillsynsbegäran.docx
@@ -463,7 +463,7 @@
     <w:r>
       <w:tab/>
       <w:tab/>
-      <w:t>2025-10-01</w:t>
+      <w:t>2025-10-02</w:t>
       <w:br/>
       <w:br/>
     </w:r>

--- a/tillsyn/A 46103-2025 tillsynsbegäran.docx
+++ b/tillsyn/A 46103-2025 tillsynsbegäran.docx
@@ -463,7 +463,7 @@
     <w:r>
       <w:tab/>
       <w:tab/>
-      <w:t>2025-10-02</w:t>
+      <w:t>2025-10-03</w:t>
       <w:br/>
       <w:br/>
     </w:r>

--- a/tillsyn/A 46103-2025 tillsynsbegäran.docx
+++ b/tillsyn/A 46103-2025 tillsynsbegäran.docx
@@ -463,7 +463,7 @@
     <w:r>
       <w:tab/>
       <w:tab/>
-      <w:t>2025-10-03</w:t>
+      <w:t>2025-10-04</w:t>
       <w:br/>
       <w:br/>
     </w:r>

--- a/tillsyn/A 46103-2025 tillsynsbegäran.docx
+++ b/tillsyn/A 46103-2025 tillsynsbegäran.docx
@@ -463,7 +463,7 @@
     <w:r>
       <w:tab/>
       <w:tab/>
-      <w:t>2025-10-04</w:t>
+      <w:t>2025-10-05</w:t>
       <w:br/>
       <w:br/>
     </w:r>

--- a/tillsyn/A 46103-2025 tillsynsbegäran.docx
+++ b/tillsyn/A 46103-2025 tillsynsbegäran.docx
@@ -463,7 +463,7 @@
     <w:r>
       <w:tab/>
       <w:tab/>
-      <w:t>2025-10-05</w:t>
+      <w:t>2025-10-06</w:t>
       <w:br/>
       <w:br/>
     </w:r>

--- a/tillsyn/A 46103-2025 tillsynsbegäran.docx
+++ b/tillsyn/A 46103-2025 tillsynsbegäran.docx
@@ -463,7 +463,7 @@
     <w:r>
       <w:tab/>
       <w:tab/>
-      <w:t>2025-10-06</w:t>
+      <w:t>2025-10-07</w:t>
       <w:br/>
       <w:br/>
     </w:r>

--- a/tillsyn/A 46103-2025 tillsynsbegäran.docx
+++ b/tillsyn/A 46103-2025 tillsynsbegäran.docx
@@ -22,7 +22,145 @@
     </w:p>
     <w:p>
       <w:r>
-        <w:t>Nedan beskrivs fynd av fridlysta arter som gjorts i det avverkningsanmälda området. I BILAGA 1 finns artfakta om fridlysta arter.</w:t>
+        <w:t>Nedan beskrivs fynd av naturvårdsarter och fridlysta arter som gjorts i det avverkningsanmälda området. I BILAGA 1 finns artfakta om fridlysta arter.</w:t>
+      </w:r>
+    </w:p>
+    <w:p>
+      <w:pPr>
+        <w:pStyle w:val="Heading1"/>
+      </w:pPr>
+      <w:r>
+        <w:t>Naturvårdsarter</w:t>
+      </w:r>
+    </w:p>
+    <w:p>
+      <w:r>
+        <w:t>I avverkningsanmälan har följande 8 naturvårdsarter hittats: knärot (VU, §8), rynkskinn (VU), gammelgransskål (NT), garnlav (NT), spillkråka (NT, §4), stjärntagging (NT), ullticka (NT) och vedticka (S). Av dessa är 7 rödlistade. För rödlistade arter har rödlistekategorin angivits inom parentes. Arter som är signalarter enligt Skogsstyrelsen har markerats med (S). För fridlysta arter anges även paragrafen i Artskyddsförordningen som arten är fridlyst enligt.</w:t>
+      </w:r>
+    </w:p>
+    <w:p>
+      <w:r>
+        <w:t>De påträffade naturvårdsarterna är ett tydligt kvitto på att detta rör sig om en skog med höga naturvärden. I Figur 1 visas en karta över det avverkningsanmälda området, där samtliga fyndplatser för naturvårdsarter som finns registrerade på Artportalen har markerats.</w:t>
+      </w:r>
+    </w:p>
+    <w:p>
+      <w:pPr>
+        <w:pStyle w:val="Caption"/>
+      </w:pPr>
+      <w:r>
+        <w:drawing>
+          <wp:inline xmlns:a="http://schemas.openxmlformats.org/drawingml/2006/main" xmlns:pic="http://schemas.openxmlformats.org/drawingml/2006/picture">
+            <wp:extent cx="5486400" cy="3389687"/>
+            <wp:docPr id="1" name="Picture 1"/>
+            <wp:cNvGraphicFramePr>
+              <a:graphicFrameLocks noChangeAspect="1"/>
+            </wp:cNvGraphicFramePr>
+            <a:graphic>
+              <a:graphicData uri="http://schemas.openxmlformats.org/drawingml/2006/picture">
+                <pic:pic>
+                  <pic:nvPicPr>
+                    <pic:cNvPr id="0" name="A 46103-2025 karta.png"/>
+                    <pic:cNvPicPr/>
+                  </pic:nvPicPr>
+                  <pic:blipFill>
+                    <a:blip r:embed="rId16"/>
+                    <a:stretch>
+                      <a:fillRect/>
+                    </a:stretch>
+                  </pic:blipFill>
+                  <pic:spPr>
+                    <a:xfrm>
+                      <a:off x="0" y="0"/>
+                      <a:ext cx="5486400" cy="3389687"/>
+                    </a:xfrm>
+                    <a:prstGeom prst="rect"/>
+                  </pic:spPr>
+                </pic:pic>
+              </a:graphicData>
+            </a:graphic>
+          </wp:inline>
+        </w:drawing>
+      </w:r>
+    </w:p>
+    <w:p>
+      <w:pPr>
+        <w:pStyle w:val="Caption"/>
+      </w:pPr>
+      <w:r>
+        <w:t>Figur 1. Fyndplatser för naturvårdsarter i det avverkningsanmälda området (röd linje). Markörer utan svart kant är placerade på fyndplatsen. Markörer med svart kant är placerade vid sidan av fyndplatsen och har ett svart streck som visar fyndplatsens exakta position. Kartans mittpunktskoordinat är N 7157694, E 776797 i SWEREF 99 TM.</w:t>
+      </w:r>
+    </w:p>
+    <w:p>
+      <w:r>
+        <w:rPr>
+          <w:b/>
+        </w:rPr>
+        <w:t>Gammelgransskål (NT)</w:t>
+      </w:r>
+      <w:r>
+        <w:t xml:space="preserve"> är en liten skålsvamp som växer på gamla granar med skrovlig bark. Typiska växtplatser är gransumpskog i myrkanter, bäckdråg, bäckraviner och skuggiga bergssluttningar, men också skog på torrare mark kan hysa arten om beståndet har stark naturskogskaraktär. Bestånd med arten bör behandlas som nyckelbiotoper och sparas vid en slutavverkning. Även gallring bör undvikas (SLU Artdatabanken, 2024; Nitare &amp; Skogsstyrelsen, 2019).</w:t>
+      </w:r>
+    </w:p>
+    <w:p>
+      <w:r>
+        <w:rPr>
+          <w:b/>
+        </w:rPr>
+        <w:t>Garnlav (NT)</w:t>
+      </w:r>
+      <w:r>
+        <w:t xml:space="preserve"> är en utpräglad barrskogsart som ibland kan drapera träden i norrländska grannaturskogar med hög luftfuktighet. Den förekommer även i talldominerade bestånd där den, förutom i trädens grenverk, påträffas hängande över ojämnheter i tallbarken. Arten har minskat starkt i södra och mellersta Sverige och den minskar även i sitt nordliga utbredningsområde. Orsaken till tillbakagången beror främst på slutavverkningar av naturskogsartade skogar. Bestånd med riklig förekomst bör regelmässigt sparas. Garnlav är värdväxt för den mycket sällsynta och akut hotade fjärilen barrskogslavfly (CR) som hör hemma i boreala barrskogar med riklig förekomst av värdväxten. Tidigare kunde arten konstateras årligen på flera platser vid Dala-Floda i Dalarna innan lokalerna kalavverkades. Senaste fyndet i landet av barrskogslavfly är från år 2000 då den påträffades vid Högberget i Sollefteå kommun (SLU Artdatabanken, 2024).</w:t>
+      </w:r>
+    </w:p>
+    <w:p>
+      <w:r>
+        <w:rPr>
+          <w:b/>
+        </w:rPr>
+        <w:t>Rynkskinn (VU)</w:t>
+      </w:r>
+      <w:r>
+        <w:t>, rödlistad som sårbar, är en vednedbrytare som växer på grova granlågor och ingår i en karaktäristisk association av vedsvampar knutna till urskogsartade barrskogar. Den har klassificerats som en “urskogsindikator” och är placerad i toppen av Skogsstyrelsens värdepyramid för bedömning av skog med höga naturvärden. Allt tyder på att rynkskinn är mycket känslig för skogliga ingrepp (Nitare &amp; Skogsstyrelsen, 2019; SLU Artdatabanken, 2024).</w:t>
+      </w:r>
+    </w:p>
+    <w:p>
+      <w:r>
+        <w:rPr>
+          <w:b/>
+        </w:rPr>
+        <w:t>Stjärntagging (NT)</w:t>
+      </w:r>
+      <w:r>
+        <w:t xml:space="preserve"> signalerar inom hela sitt utbredningsområde höga naturvärden. Svampen är uttorkningskänslig och beroende av ett oförändrat fuktigt mikroklimat. Den är även beroende av en ständig tillgång på död ved i olika nedbrytningsstadier, dock ej nödvändigtvis grova träd. Tidigare påverkan på miljön måste dock ha varit så skonsam att det naturliga skogsekosystemet till stora delar har bevarats. Minskningstakten för den svenska populationen bedöms vara nära gränsvärdet för Sårbar (VU) (SLU Artdatabanken, 2024; Nitare &amp; Skogsstyrelsen, 2019).</w:t>
+      </w:r>
+    </w:p>
+    <w:p>
+      <w:r>
+        <w:rPr>
+          <w:b/>
+        </w:rPr>
+        <w:t>Ullticka (NT)</w:t>
+      </w:r>
+      <w:r>
+        <w:t xml:space="preserve"> är knuten till restbestånd av barrnaturskog och förekommer med ett tydligt optimum i orörda eller måttligt påverkade gamla granskogar där det föreligger viss kontinuitet av grov död ved. Ullticka är en bra signalart inom hela sitt utbredningsområde och i södra Sverige är den sällsynt och en god signalart för skyddsvärda granskogsmiljöer. Den hotas av avverkning och fragmentering av naturskog och äldre granskog med lång trädkontinuitet. På ullticka kan ibland ulltickeporing (VU) påträffas - det är en sällsynt ticka som nyligen delats upp i tre olika arter: </w:t>
+      </w:r>
+      <w:r>
+        <w:rPr>
+          <w:i/>
+        </w:rPr>
+        <w:t xml:space="preserve">Skeletocutis brevispora </w:t>
+      </w:r>
+      <w:r>
+        <w:t>(ulltickeporing)</w:t>
+      </w:r>
+      <w:r>
+        <w:rPr>
+          <w:i/>
+        </w:rPr>
+        <w:t>, Skeletocutis delicata och Skeletocutis exilis</w:t>
+      </w:r>
+      <w:r>
+        <w:t>. De två sistnämnda arterna står för närvarande (2020) som ej bedömda i rödlistan (SLU Artdatabanken, 2024; Nitare &amp; Skogsstyrelsen, 2019; Miettinen &amp; Niemelä, 2018).</w:t>
       </w:r>
     </w:p>
     <w:p>
@@ -35,7 +173,21 @@
     </w:p>
     <w:p>
       <w:r>
-        <w:t>Följande fridlysta arter har sina livsmiljöer och växtplatser i den avverkningsanmälda skogen: .</w:t>
+        <w:t>Följande fridlysta arter har sina livsmiljöer och växtplatser i den avverkningsanmälda skogen: knärot (VU, §8) och spillkråka (NT, §4).</w:t>
+      </w:r>
+    </w:p>
+    <w:p>
+      <w:r>
+        <w:t xml:space="preserve">Observera att medlemsländerna är skyldiga att agera i enlighet med EU:s fågeldirektiv där det uttryckligen står att direktivet gäller för fåglar samt för deras ägg, bon och </w:t>
+      </w:r>
+      <w:r>
+        <w:rPr>
+          <w:b/>
+        </w:rPr>
+        <w:t xml:space="preserve">livsmiljöer </w:t>
+      </w:r>
+      <w:r>
+        <w:t>(artikel 1). Vidare att de åtgärder som vidtas inte får leda till en försämring av den nuvarande situationen beträffande bevarandet av de fågelarter som avses i artikel 1 (artikel 13). Fågeldirektivet är styrande för tillsynsansvariga myndigheters ärendehantering, ställningstaganden och beslutsfattande.</w:t>
       </w:r>
     </w:p>
     <w:p>
@@ -69,7 +221,7 @@
     </w:p>
     <w:p>
       <w:r>
-        <w:t>I det avverkningsanmälda området finns 0 fyndplatser för knärot registrerade på Artportalen. Figur 2 visar gränserna för buffertzoner på 50 m, som behöver lämnas kring fyndplatserna för att knärotslokalerna inte ska försvinna vid en avverkning. Av det avverkningsanmälda området överlappar 0.12 ha med buffertzonerna och får av detta skäl inte avverkas.</w:t>
+        <w:t>I det avverkningsanmälda området finns 4 fyndplatser för knärot registrerade på Artportalen. Figur 2 visar gränserna för buffertzoner på 50 m, som behöver lämnas kring fyndplatserna för att knärotslokalerna inte ska försvinna vid en avverkning. Av det avverkningsanmälda området överlappar 0.68 ha med buffertzonerna och får av detta skäl inte avverkas.</w:t>
       </w:r>
     </w:p>
     <w:p>
@@ -80,7 +232,7 @@
         <w:drawing>
           <wp:inline xmlns:a="http://schemas.openxmlformats.org/drawingml/2006/main" xmlns:pic="http://schemas.openxmlformats.org/drawingml/2006/picture">
             <wp:extent cx="5486400" cy="3875103"/>
-            <wp:docPr id="1" name="Picture 1"/>
+            <wp:docPr id="2" name="Picture 2"/>
             <wp:cNvGraphicFramePr>
               <a:graphicFrameLocks noChangeAspect="1"/>
             </wp:cNvGraphicFramePr>
@@ -92,7 +244,7 @@
                     <pic:cNvPicPr/>
                   </pic:nvPicPr>
                   <pic:blipFill>
-                    <a:blip r:embed="rId16"/>
+                    <a:blip r:embed="rId17"/>
                     <a:stretch>
                       <a:fillRect/>
                     </a:stretch>
@@ -123,6 +275,17 @@
       <w:pPr>
         <w:pStyle w:val="Caption"/>
       </w:pPr>
+    </w:p>
+    <w:p>
+      <w:r>
+        <w:rPr>
+          <w:b/>
+        </w:rPr>
+        <w:t>Spillkråka (NT, §4)</w:t>
+      </w:r>
+      <w:r>
+        <w:t xml:space="preserve"> är rödlistad som nära hotad och ingår i bilaga 1 i EU:s fågeldirektiv. Den minskar i population på grund av minskad tillgång på lämpliga bo- och födoträd och minskad födotillgång. Spillkråkans minskningstakt har uppgått till 19 (24–10) % under de senaste 15 åren. Minskningstakten för den svenska populationen bedöms vara nära gränsvärdet för Sårbar (VU) (A2bc). Skogsbruk med korta omloppstider och täta, homogena ungskogar utgör det största hotet, (SLU Artdatabanken, 2023).</w:t>
+      </w:r>
     </w:p>
     <w:p>
       <w:r>
@@ -335,6 +498,46 @@
         <w:t>SLU Artdatabanken, Uppsala</w:t>
       </w:r>
     </w:p>
+    <w:p>
+      <w:pPr>
+        <w:pStyle w:val="Heading1"/>
+      </w:pPr>
+      <w:r>
+        <w:t>Spillkråka – ekologi samt krav på livsmiljön</w:t>
+      </w:r>
+    </w:p>
+    <w:p>
+      <w:r>
+        <w:t>Spillkråka (NT) är rödlistad som nära hotad, fridlyst enligt §4 Artskyddsförordningen och ingår i bilaga 1 i EU:s fågeldirektiv. Spillkråka lever i både barr- och blandskog liksom i ren lövskog. De tätaste populationerna tenderar att finnas i äldre, variationsrik blandskog med gott om död ved och gamla träd.</w:t>
+      </w:r>
+    </w:p>
+    <w:p>
+      <w:r>
+        <w:t>Varje par utnyttjar 400–1000 hektar skog beroende på skogens kvalitet. En minskning av populationen pågår på grund av minskad tillgång på lämpliga bo- och födoträd och minskad födotillgång. Spillkråkans minskningstakt har uppgått till 19 (24–10) % under de senaste 15 åren. Minskningstakten för den svenska populationen bedöms vara nära gränsvärdet för Sårbar (VU) (A2bc). Skogsbruk med korta omloppstider och täta, homogena ungskogar utgör det största hotet (Artdatabanken 2023).</w:t>
+      </w:r>
+    </w:p>
+    <w:p>
+      <w:pPr>
+        <w:pStyle w:val="Heading2"/>
+      </w:pPr>
+      <w:r>
+        <w:t>Referenser – spillkråka</w:t>
+      </w:r>
+    </w:p>
+    <w:p>
+      <w:r>
+        <w:t xml:space="preserve">SLU Artdatabanken, 2021. </w:t>
+      </w:r>
+      <w:r>
+        <w:rPr>
+          <w:i/>
+        </w:rPr>
+        <w:t xml:space="preserve">Artfaktablad. Naturvård – artfakta. </w:t>
+      </w:r>
+      <w:r>
+        <w:t>SLU Artdatabanken, Uppsala</w:t>
+      </w:r>
+    </w:p>
     <w:sectPr>
       <w:headerReference w:type="even" r:id="rId8"/>
       <w:headerReference w:type="default" r:id="rId9"/>
@@ -463,7 +666,7 @@
     <w:r>
       <w:tab/>
       <w:tab/>
-      <w:t>2025-10-07</w:t>
+      <w:t>2025-10-08</w:t>
       <w:br/>
       <w:br/>
     </w:r>

--- a/tillsyn/A 46103-2025 tillsynsbegäran.docx
+++ b/tillsyn/A 46103-2025 tillsynsbegäran.docx
@@ -35,7 +35,7 @@
     </w:p>
     <w:p>
       <w:r>
-        <w:t>I avverkningsanmälan har följande 8 naturvårdsarter hittats: knärot (VU, §8), rynkskinn (VU), gammelgransskål (NT), garnlav (NT), spillkråka (NT, §4), stjärntagging (NT), ullticka (NT) och vedticka (S). Av dessa är 7 rödlistade. För rödlistade arter har rödlistekategorin angivits inom parentes. Arter som är signalarter enligt Skogsstyrelsen har markerats med (S). För fridlysta arter anges även paragrafen i Artskyddsförordningen som arten är fridlyst enligt.</w:t>
+        <w:t>I avverkningsanmälan har följande 9 naturvårdsarter hittats: knärot (VU, §8), rynkskinn (VU), gammelgransskål (NT), garnlav (NT), granticka (NT), spillkråka (NT, §4), stjärntagging (NT), ullticka (NT) och vedticka (S). Av dessa är 8 rödlistade. För rödlistade arter har rödlistekategorin angivits inom parentes. Arter som är signalarter enligt Skogsstyrelsen har markerats med (S). För fridlysta arter anges även paragrafen i Artskyddsförordningen som arten är fridlyst enligt.</w:t>
       </w:r>
     </w:p>
     <w:p>
@@ -110,6 +110,17 @@
       </w:r>
       <w:r>
         <w:t xml:space="preserve"> är en utpräglad barrskogsart som ibland kan drapera träden i norrländska grannaturskogar med hög luftfuktighet. Den förekommer även i talldominerade bestånd där den, förutom i trädens grenverk, påträffas hängande över ojämnheter i tallbarken. Arten har minskat starkt i södra och mellersta Sverige och den minskar även i sitt nordliga utbredningsområde. Orsaken till tillbakagången beror främst på slutavverkningar av naturskogsartade skogar. Bestånd med riklig förekomst bör regelmässigt sparas. Garnlav är värdväxt för den mycket sällsynta och akut hotade fjärilen barrskogslavfly (CR) som hör hemma i boreala barrskogar med riklig förekomst av värdväxten. Tidigare kunde arten konstateras årligen på flera platser vid Dala-Floda i Dalarna innan lokalerna kalavverkades. Senaste fyndet i landet av barrskogslavfly är från år 2000 då den påträffades vid Högberget i Sollefteå kommun (SLU Artdatabanken, 2024).</w:t>
+      </w:r>
+    </w:p>
+    <w:p>
+      <w:r>
+        <w:rPr>
+          <w:b/>
+        </w:rPr>
+        <w:t>Granticka (NT)</w:t>
+      </w:r>
+      <w:r>
+        <w:t xml:space="preserve"> förekommer främst i äldre skogar med naturskogskaraktär, liksom i dimensionsavverkade och plockhuggna skogar. I äldre grannaturskog i norra Sverige är den alltjämt en förhållandevis vanlig karaktärsart, medan den längre söderut blir allt mer sällsynt. I Götaland och delar av Svealand är den en god signalart för skyddsvärda granskogsmiljöer. Arten bedöms ha minskat starkt under senare år på grund av skogsavverkningar, då den framför allt växer i äldre granskog med långvarig grankontinuitet. I urskogsliknande bestånd i norra Sverige kan ibland påträffas den mycket sällsynta tickan grantickeporing (VU), som lever på döda grantickor (SLU Artdatabanken, 2024; Nitare &amp; Skogsstyrelsen, 2019).</w:t>
       </w:r>
     </w:p>
     <w:p>
@@ -221,7 +232,7 @@
     </w:p>
     <w:p>
       <w:r>
-        <w:t>I det avverkningsanmälda området finns 4 fyndplatser för knärot registrerade på Artportalen. Figur 2 visar gränserna för buffertzoner på 50 m, som behöver lämnas kring fyndplatserna för att knärotslokalerna inte ska försvinna vid en avverkning. Av det avverkningsanmälda området överlappar 0.68 ha med buffertzonerna och får av detta skäl inte avverkas.</w:t>
+        <w:t>I det avverkningsanmälda området finns 4 fyndplatser för knärot registrerade på Artportalen. Figur 2 visar gränserna för buffertzoner på 50 m, som behöver lämnas kring fyndplatserna för att knärotslokalerna inte ska försvinna vid en avverkning. Av det avverkningsanmälda området överlappar 0.69 ha med buffertzonerna och får av detta skäl inte avverkas.</w:t>
       </w:r>
     </w:p>
     <w:p>
@@ -666,7 +677,7 @@
     <w:r>
       <w:tab/>
       <w:tab/>
-      <w:t>2025-10-08</w:t>
+      <w:t>2025-10-09</w:t>
       <w:br/>
       <w:br/>
     </w:r>

--- a/tillsyn/A 46103-2025 tillsynsbegäran.docx
+++ b/tillsyn/A 46103-2025 tillsynsbegäran.docx
@@ -677,7 +677,7 @@
     <w:r>
       <w:tab/>
       <w:tab/>
-      <w:t>2025-10-09</w:t>
+      <w:t>2025-10-10</w:t>
       <w:br/>
       <w:br/>
     </w:r>

--- a/tillsyn/A 46103-2025 tillsynsbegäran.docx
+++ b/tillsyn/A 46103-2025 tillsynsbegäran.docx
@@ -677,7 +677,7 @@
     <w:r>
       <w:tab/>
       <w:tab/>
-      <w:t>2025-10-10</w:t>
+      <w:t>2025-10-11</w:t>
       <w:br/>
       <w:br/>
     </w:r>

--- a/tillsyn/A 46103-2025 tillsynsbegäran.docx
+++ b/tillsyn/A 46103-2025 tillsynsbegäran.docx
@@ -677,7 +677,7 @@
     <w:r>
       <w:tab/>
       <w:tab/>
-      <w:t>2025-10-16</w:t>
+      <w:t>2025-10-17</w:t>
       <w:br/>
       <w:br/>
     </w:r>

--- a/tillsyn/A 46103-2025 tillsynsbegäran.docx
+++ b/tillsyn/A 46103-2025 tillsynsbegäran.docx
@@ -677,7 +677,7 @@
     <w:r>
       <w:tab/>
       <w:tab/>
-      <w:t>2025-10-17</w:t>
+      <w:t>2025-10-18</w:t>
       <w:br/>
       <w:br/>
     </w:r>

--- a/tillsyn/A 46103-2025 tillsynsbegäran.docx
+++ b/tillsyn/A 46103-2025 tillsynsbegäran.docx
@@ -677,7 +677,7 @@
     <w:r>
       <w:tab/>
       <w:tab/>
-      <w:t>2025-10-18</w:t>
+      <w:t>2025-10-19</w:t>
       <w:br/>
       <w:br/>
     </w:r>

--- a/tillsyn/A 46103-2025 tillsynsbegäran.docx
+++ b/tillsyn/A 46103-2025 tillsynsbegäran.docx
@@ -677,7 +677,7 @@
     <w:r>
       <w:tab/>
       <w:tab/>
-      <w:t>2025-10-19</w:t>
+      <w:t>2025-10-20</w:t>
       <w:br/>
       <w:br/>
     </w:r>

--- a/tillsyn/A 46103-2025 tillsynsbegäran.docx
+++ b/tillsyn/A 46103-2025 tillsynsbegäran.docx
@@ -677,7 +677,7 @@
     <w:r>
       <w:tab/>
       <w:tab/>
-      <w:t>2025-10-20</w:t>
+      <w:t>2025-10-21</w:t>
       <w:br/>
       <w:br/>
     </w:r>

--- a/tillsyn/A 46103-2025 tillsynsbegäran.docx
+++ b/tillsyn/A 46103-2025 tillsynsbegäran.docx
@@ -227,7 +227,7 @@
         <w:t>Pucciniastrum goodyerae</w:t>
       </w:r>
       <w:r>
-        <w:t xml:space="preserve"> är klassad som NE (ej bedömd) i rödlistan(SLU Artdatabanken, 2024).</w:t>
+        <w:t xml:space="preserve"> är klassad som NE (ej bedömd) i rödlistan (SLU Artdatabanken, 2024).</w:t>
       </w:r>
     </w:p>
     <w:p>
@@ -677,7 +677,7 @@
     <w:r>
       <w:tab/>
       <w:tab/>
-      <w:t>2025-10-21</w:t>
+      <w:t>2025-10-22</w:t>
       <w:br/>
       <w:br/>
     </w:r>

--- a/tillsyn/A 46103-2025 tillsynsbegäran.docx
+++ b/tillsyn/A 46103-2025 tillsynsbegäran.docx
@@ -677,7 +677,7 @@
     <w:r>
       <w:tab/>
       <w:tab/>
-      <w:t>2025-10-22</w:t>
+      <w:t>2025-10-23</w:t>
       <w:br/>
       <w:br/>
     </w:r>

--- a/tillsyn/A 46103-2025 tillsynsbegäran.docx
+++ b/tillsyn/A 46103-2025 tillsynsbegäran.docx
@@ -677,7 +677,7 @@
     <w:r>
       <w:tab/>
       <w:tab/>
-      <w:t>2025-10-23</w:t>
+      <w:t>2025-10-24</w:t>
       <w:br/>
       <w:br/>
     </w:r>

--- a/tillsyn/A 46103-2025 tillsynsbegäran.docx
+++ b/tillsyn/A 46103-2025 tillsynsbegäran.docx
@@ -677,7 +677,7 @@
     <w:r>
       <w:tab/>
       <w:tab/>
-      <w:t>2025-10-24</w:t>
+      <w:t>2025-10-25</w:t>
       <w:br/>
       <w:br/>
     </w:r>

--- a/tillsyn/A 46103-2025 tillsynsbegäran.docx
+++ b/tillsyn/A 46103-2025 tillsynsbegäran.docx
@@ -677,7 +677,7 @@
     <w:r>
       <w:tab/>
       <w:tab/>
-      <w:t>2025-10-25</w:t>
+      <w:t>2025-10-26</w:t>
       <w:br/>
       <w:br/>
     </w:r>

--- a/tillsyn/A 46103-2025 tillsynsbegäran.docx
+++ b/tillsyn/A 46103-2025 tillsynsbegäran.docx
@@ -677,7 +677,7 @@
     <w:r>
       <w:tab/>
       <w:tab/>
-      <w:t>2025-10-26</w:t>
+      <w:t>2025-10-27</w:t>
       <w:br/>
       <w:br/>
     </w:r>

--- a/tillsyn/A 46103-2025 tillsynsbegäran.docx
+++ b/tillsyn/A 46103-2025 tillsynsbegäran.docx
@@ -677,7 +677,7 @@
     <w:r>
       <w:tab/>
       <w:tab/>
-      <w:t>2025-10-27</w:t>
+      <w:t>2025-10-28</w:t>
       <w:br/>
       <w:br/>
     </w:r>

--- a/tillsyn/A 46103-2025 tillsynsbegäran.docx
+++ b/tillsyn/A 46103-2025 tillsynsbegäran.docx
@@ -677,7 +677,7 @@
     <w:r>
       <w:tab/>
       <w:tab/>
-      <w:t>2025-10-28</w:t>
+      <w:t>2025-10-29</w:t>
       <w:br/>
       <w:br/>
     </w:r>

--- a/tillsyn/A 46103-2025 tillsynsbegäran.docx
+++ b/tillsyn/A 46103-2025 tillsynsbegäran.docx
@@ -677,7 +677,7 @@
     <w:r>
       <w:tab/>
       <w:tab/>
-      <w:t>2025-10-29</w:t>
+      <w:t>2025-10-30</w:t>
       <w:br/>
       <w:br/>
     </w:r>

--- a/tillsyn/A 46103-2025 tillsynsbegäran.docx
+++ b/tillsyn/A 46103-2025 tillsynsbegäran.docx
@@ -677,7 +677,7 @@
     <w:r>
       <w:tab/>
       <w:tab/>
-      <w:t>2025-10-30</w:t>
+      <w:t>2025-10-31</w:t>
       <w:br/>
       <w:br/>
     </w:r>

--- a/tillsyn/A 46103-2025 tillsynsbegäran.docx
+++ b/tillsyn/A 46103-2025 tillsynsbegäran.docx
@@ -677,7 +677,7 @@
     <w:r>
       <w:tab/>
       <w:tab/>
-      <w:t>2025-10-31</w:t>
+      <w:t>2025-11-01</w:t>
       <w:br/>
       <w:br/>
     </w:r>

--- a/tillsyn/A 46103-2025 tillsynsbegäran.docx
+++ b/tillsyn/A 46103-2025 tillsynsbegäran.docx
@@ -677,7 +677,7 @@
     <w:r>
       <w:tab/>
       <w:tab/>
-      <w:t>2025-11-01</w:t>
+      <w:t>2025-11-02</w:t>
       <w:br/>
       <w:br/>
     </w:r>

--- a/tillsyn/A 46103-2025 tillsynsbegäran.docx
+++ b/tillsyn/A 46103-2025 tillsynsbegäran.docx
@@ -677,7 +677,7 @@
     <w:r>
       <w:tab/>
       <w:tab/>
-      <w:t>2025-11-02</w:t>
+      <w:t>2025-11-03</w:t>
       <w:br/>
       <w:br/>
     </w:r>

--- a/tillsyn/A 46103-2025 tillsynsbegäran.docx
+++ b/tillsyn/A 46103-2025 tillsynsbegäran.docx
@@ -677,7 +677,7 @@
     <w:r>
       <w:tab/>
       <w:tab/>
-      <w:t>2025-11-03</w:t>
+      <w:t>2025-11-04</w:t>
       <w:br/>
       <w:br/>
     </w:r>

--- a/tillsyn/A 46103-2025 tillsynsbegäran.docx
+++ b/tillsyn/A 46103-2025 tillsynsbegäran.docx
@@ -677,7 +677,7 @@
     <w:r>
       <w:tab/>
       <w:tab/>
-      <w:t>2025-11-04</w:t>
+      <w:t>2025-11-05</w:t>
       <w:br/>
       <w:br/>
     </w:r>

--- a/tillsyn/A 46103-2025 tillsynsbegäran.docx
+++ b/tillsyn/A 46103-2025 tillsynsbegäran.docx
@@ -677,7 +677,7 @@
     <w:r>
       <w:tab/>
       <w:tab/>
-      <w:t>2025-11-05</w:t>
+      <w:t>2025-11-06</w:t>
       <w:br/>
       <w:br/>
     </w:r>

--- a/tillsyn/A 46103-2025 tillsynsbegäran.docx
+++ b/tillsyn/A 46103-2025 tillsynsbegäran.docx
@@ -677,7 +677,7 @@
     <w:r>
       <w:tab/>
       <w:tab/>
-      <w:t>2025-11-06</w:t>
+      <w:t>2025-11-07</w:t>
       <w:br/>
       <w:br/>
     </w:r>

--- a/tillsyn/A 46103-2025 tillsynsbegäran.docx
+++ b/tillsyn/A 46103-2025 tillsynsbegäran.docx
@@ -677,7 +677,7 @@
     <w:r>
       <w:tab/>
       <w:tab/>
-      <w:t>2025-11-07</w:t>
+      <w:t>2025-11-08</w:t>
       <w:br/>
       <w:br/>
     </w:r>

--- a/tillsyn/A 46103-2025 tillsynsbegäran.docx
+++ b/tillsyn/A 46103-2025 tillsynsbegäran.docx
@@ -677,7 +677,7 @@
     <w:r>
       <w:tab/>
       <w:tab/>
-      <w:t>2025-11-08</w:t>
+      <w:t>2025-11-09</w:t>
       <w:br/>
       <w:br/>
     </w:r>

--- a/tillsyn/A 46103-2025 tillsynsbegäran.docx
+++ b/tillsyn/A 46103-2025 tillsynsbegäran.docx
@@ -677,7 +677,7 @@
     <w:r>
       <w:tab/>
       <w:tab/>
-      <w:t>2025-11-09</w:t>
+      <w:t>2025-11-10</w:t>
       <w:br/>
       <w:br/>
     </w:r>

--- a/tillsyn/A 46103-2025 tillsynsbegäran.docx
+++ b/tillsyn/A 46103-2025 tillsynsbegäran.docx
@@ -677,7 +677,7 @@
     <w:r>
       <w:tab/>
       <w:tab/>
-      <w:t>2025-11-10</w:t>
+      <w:t>2025-11-11</w:t>
       <w:br/>
       <w:br/>
     </w:r>

--- a/tillsyn/A 46103-2025 tillsynsbegäran.docx
+++ b/tillsyn/A 46103-2025 tillsynsbegäran.docx
@@ -677,7 +677,7 @@
     <w:r>
       <w:tab/>
       <w:tab/>
-      <w:t>2025-11-11</w:t>
+      <w:t>2025-11-12</w:t>
       <w:br/>
       <w:br/>
     </w:r>

--- a/tillsyn/A 46103-2025 tillsynsbegäran.docx
+++ b/tillsyn/A 46103-2025 tillsynsbegäran.docx
@@ -677,7 +677,7 @@
     <w:r>
       <w:tab/>
       <w:tab/>
-      <w:t>2025-11-12</w:t>
+      <w:t>2025-11-13</w:t>
       <w:br/>
       <w:br/>
     </w:r>

--- a/tillsyn/A 46103-2025 tillsynsbegäran.docx
+++ b/tillsyn/A 46103-2025 tillsynsbegäran.docx
@@ -677,7 +677,7 @@
     <w:r>
       <w:tab/>
       <w:tab/>
-      <w:t>2025-11-13</w:t>
+      <w:t>2025-11-14</w:t>
       <w:br/>
       <w:br/>
     </w:r>

--- a/tillsyn/A 46103-2025 tillsynsbegäran.docx
+++ b/tillsyn/A 46103-2025 tillsynsbegäran.docx
@@ -677,7 +677,7 @@
     <w:r>
       <w:tab/>
       <w:tab/>
-      <w:t>2025-11-14</w:t>
+      <w:t>2025-11-15</w:t>
       <w:br/>
       <w:br/>
     </w:r>

--- a/tillsyn/A 46103-2025 tillsynsbegäran.docx
+++ b/tillsyn/A 46103-2025 tillsynsbegäran.docx
@@ -677,7 +677,7 @@
     <w:r>
       <w:tab/>
       <w:tab/>
-      <w:t>2025-11-15</w:t>
+      <w:t>2025-11-20</w:t>
       <w:br/>
       <w:br/>
     </w:r>

--- a/tillsyn/A 46103-2025 tillsynsbegäran.docx
+++ b/tillsyn/A 46103-2025 tillsynsbegäran.docx
@@ -677,7 +677,7 @@
     <w:r>
       <w:tab/>
       <w:tab/>
-      <w:t>2025-11-20</w:t>
+      <w:t>2025-11-21</w:t>
       <w:br/>
       <w:br/>
     </w:r>

--- a/tillsyn/A 46103-2025 tillsynsbegäran.docx
+++ b/tillsyn/A 46103-2025 tillsynsbegäran.docx
@@ -677,7 +677,7 @@
     <w:r>
       <w:tab/>
       <w:tab/>
-      <w:t>2025-11-21</w:t>
+      <w:t>2025-11-22</w:t>
       <w:br/>
       <w:br/>
     </w:r>

--- a/tillsyn/A 46103-2025 tillsynsbegäran.docx
+++ b/tillsyn/A 46103-2025 tillsynsbegäran.docx
@@ -677,7 +677,7 @@
     <w:r>
       <w:tab/>
       <w:tab/>
-      <w:t>2025-11-22</w:t>
+      <w:t>2025-11-23</w:t>
       <w:br/>
       <w:br/>
     </w:r>

--- a/tillsyn/A 46103-2025 tillsynsbegäran.docx
+++ b/tillsyn/A 46103-2025 tillsynsbegäran.docx
@@ -677,7 +677,7 @@
     <w:r>
       <w:tab/>
       <w:tab/>
-      <w:t>2025-11-23</w:t>
+      <w:t>2025-11-24</w:t>
       <w:br/>
       <w:br/>
     </w:r>

--- a/tillsyn/A 46103-2025 tillsynsbegäran.docx
+++ b/tillsyn/A 46103-2025 tillsynsbegäran.docx
@@ -677,7 +677,7 @@
     <w:r>
       <w:tab/>
       <w:tab/>
-      <w:t>2025-11-24</w:t>
+      <w:t>2025-11-25</w:t>
       <w:br/>
       <w:br/>
     </w:r>

--- a/tillsyn/A 46103-2025 tillsynsbegäran.docx
+++ b/tillsyn/A 46103-2025 tillsynsbegäran.docx
@@ -677,7 +677,7 @@
     <w:r>
       <w:tab/>
       <w:tab/>
-      <w:t>2025-11-25</w:t>
+      <w:t>2025-11-26</w:t>
       <w:br/>
       <w:br/>
     </w:r>

--- a/tillsyn/A 46103-2025 tillsynsbegäran.docx
+++ b/tillsyn/A 46103-2025 tillsynsbegäran.docx
@@ -677,7 +677,7 @@
     <w:r>
       <w:tab/>
       <w:tab/>
-      <w:t>2025-11-26</w:t>
+      <w:t>2025-11-27</w:t>
       <w:br/>
       <w:br/>
     </w:r>

--- a/tillsyn/A 46103-2025 tillsynsbegäran.docx
+++ b/tillsyn/A 46103-2025 tillsynsbegäran.docx
@@ -677,7 +677,7 @@
     <w:r>
       <w:tab/>
       <w:tab/>
-      <w:t>2025-11-27</w:t>
+      <w:t>2025-11-28</w:t>
       <w:br/>
       <w:br/>
     </w:r>

--- a/tillsyn/A 46103-2025 tillsynsbegäran.docx
+++ b/tillsyn/A 46103-2025 tillsynsbegäran.docx
@@ -677,7 +677,7 @@
     <w:r>
       <w:tab/>
       <w:tab/>
-      <w:t>2025-11-28</w:t>
+      <w:t>2025-11-29</w:t>
       <w:br/>
       <w:br/>
     </w:r>

--- a/tillsyn/A 46103-2025 tillsynsbegäran.docx
+++ b/tillsyn/A 46103-2025 tillsynsbegäran.docx
@@ -677,7 +677,7 @@
     <w:r>
       <w:tab/>
       <w:tab/>
-      <w:t>2025-11-29</w:t>
+      <w:t>2025-11-30</w:t>
       <w:br/>
       <w:br/>
     </w:r>

--- a/tillsyn/A 46103-2025 tillsynsbegäran.docx
+++ b/tillsyn/A 46103-2025 tillsynsbegäran.docx
@@ -677,7 +677,7 @@
     <w:r>
       <w:tab/>
       <w:tab/>
-      <w:t>2025-11-30</w:t>
+      <w:t>2025-12-01</w:t>
       <w:br/>
       <w:br/>
     </w:r>

--- a/tillsyn/A 46103-2025 tillsynsbegäran.docx
+++ b/tillsyn/A 46103-2025 tillsynsbegäran.docx
@@ -677,7 +677,7 @@
     <w:r>
       <w:tab/>
       <w:tab/>
-      <w:t>2025-12-01</w:t>
+      <w:t>2025-12-02</w:t>
       <w:br/>
       <w:br/>
     </w:r>

--- a/tillsyn/A 46103-2025 tillsynsbegäran.docx
+++ b/tillsyn/A 46103-2025 tillsynsbegäran.docx
@@ -677,7 +677,7 @@
     <w:r>
       <w:tab/>
       <w:tab/>
-      <w:t>2025-12-02</w:t>
+      <w:t>2025-12-03</w:t>
       <w:br/>
       <w:br/>
     </w:r>

--- a/tillsyn/A 46103-2025 tillsynsbegäran.docx
+++ b/tillsyn/A 46103-2025 tillsynsbegäran.docx
@@ -677,7 +677,7 @@
     <w:r>
       <w:tab/>
       <w:tab/>
-      <w:t>2025-12-03</w:t>
+      <w:t>2025-12-04</w:t>
       <w:br/>
       <w:br/>
     </w:r>

--- a/tillsyn/A 46103-2025 tillsynsbegäran.docx
+++ b/tillsyn/A 46103-2025 tillsynsbegäran.docx
@@ -677,7 +677,7 @@
     <w:r>
       <w:tab/>
       <w:tab/>
-      <w:t>2025-12-04</w:t>
+      <w:t>2025-12-05</w:t>
       <w:br/>
       <w:br/>
     </w:r>

--- a/tillsyn/A 46103-2025 tillsynsbegäran.docx
+++ b/tillsyn/A 46103-2025 tillsynsbegäran.docx
@@ -677,7 +677,7 @@
     <w:r>
       <w:tab/>
       <w:tab/>
-      <w:t>2025-12-05</w:t>
+      <w:t>2025-12-06</w:t>
       <w:br/>
       <w:br/>
     </w:r>

--- a/tillsyn/A 46103-2025 tillsynsbegäran.docx
+++ b/tillsyn/A 46103-2025 tillsynsbegäran.docx
@@ -677,7 +677,7 @@
     <w:r>
       <w:tab/>
       <w:tab/>
-      <w:t>2025-12-06</w:t>
+      <w:t>2025-12-07</w:t>
       <w:br/>
       <w:br/>
     </w:r>

--- a/tillsyn/A 46103-2025 tillsynsbegäran.docx
+++ b/tillsyn/A 46103-2025 tillsynsbegäran.docx
@@ -677,7 +677,7 @@
     <w:r>
       <w:tab/>
       <w:tab/>
-      <w:t>2025-12-07</w:t>
+      <w:t>2025-12-08</w:t>
       <w:br/>
       <w:br/>
     </w:r>

--- a/tillsyn/A 46103-2025 tillsynsbegäran.docx
+++ b/tillsyn/A 46103-2025 tillsynsbegäran.docx
@@ -677,7 +677,7 @@
     <w:r>
       <w:tab/>
       <w:tab/>
-      <w:t>2025-12-08</w:t>
+      <w:t>2025-12-09</w:t>
       <w:br/>
       <w:br/>
     </w:r>

--- a/tillsyn/A 46103-2025 tillsynsbegäran.docx
+++ b/tillsyn/A 46103-2025 tillsynsbegäran.docx
@@ -677,7 +677,7 @@
     <w:r>
       <w:tab/>
       <w:tab/>
-      <w:t>2025-12-09</w:t>
+      <w:t>2025-12-10</w:t>
       <w:br/>
       <w:br/>
     </w:r>

--- a/tillsyn/A 46103-2025 tillsynsbegäran.docx
+++ b/tillsyn/A 46103-2025 tillsynsbegäran.docx
@@ -677,7 +677,7 @@
     <w:r>
       <w:tab/>
       <w:tab/>
-      <w:t>2025-12-10</w:t>
+      <w:t>2025-12-11</w:t>
       <w:br/>
       <w:br/>
     </w:r>

--- a/tillsyn/A 46103-2025 tillsynsbegäran.docx
+++ b/tillsyn/A 46103-2025 tillsynsbegäran.docx
@@ -677,7 +677,7 @@
     <w:r>
       <w:tab/>
       <w:tab/>
-      <w:t>2025-12-11</w:t>
+      <w:t>2025-12-12</w:t>
       <w:br/>
       <w:br/>
     </w:r>

--- a/tillsyn/A 46103-2025 tillsynsbegäran.docx
+++ b/tillsyn/A 46103-2025 tillsynsbegäran.docx
@@ -677,7 +677,7 @@
     <w:r>
       <w:tab/>
       <w:tab/>
-      <w:t>2025-12-12</w:t>
+      <w:t>2025-12-13</w:t>
       <w:br/>
       <w:br/>
     </w:r>

--- a/tillsyn/A 46103-2025 tillsynsbegäran.docx
+++ b/tillsyn/A 46103-2025 tillsynsbegäran.docx
@@ -677,7 +677,7 @@
     <w:r>
       <w:tab/>
       <w:tab/>
-      <w:t>2025-12-19</w:t>
+      <w:t>2025-12-20</w:t>
       <w:br/>
       <w:br/>
     </w:r>

--- a/tillsyn/A 46103-2025 tillsynsbegäran.docx
+++ b/tillsyn/A 46103-2025 tillsynsbegäran.docx
@@ -677,7 +677,7 @@
     <w:r>
       <w:tab/>
       <w:tab/>
-      <w:t>2025-12-20</w:t>
+      <w:t>2025-12-21</w:t>
       <w:br/>
       <w:br/>
     </w:r>

--- a/tillsyn/A 46103-2025 tillsynsbegäran.docx
+++ b/tillsyn/A 46103-2025 tillsynsbegäran.docx
@@ -677,7 +677,7 @@
     <w:r>
       <w:tab/>
       <w:tab/>
-      <w:t>2025-12-21</w:t>
+      <w:t>2025-12-22</w:t>
       <w:br/>
       <w:br/>
     </w:r>

--- a/tillsyn/A 46103-2025 tillsynsbegäran.docx
+++ b/tillsyn/A 46103-2025 tillsynsbegäran.docx
@@ -677,7 +677,7 @@
     <w:r>
       <w:tab/>
       <w:tab/>
-      <w:t>2025-12-22</w:t>
+      <w:t>2025-12-26</w:t>
       <w:br/>
       <w:br/>
     </w:r>

--- a/tillsyn/A 46103-2025 tillsynsbegäran.docx
+++ b/tillsyn/A 46103-2025 tillsynsbegäran.docx
@@ -677,7 +677,7 @@
     <w:r>
       <w:tab/>
       <w:tab/>
-      <w:t>2025-12-26</w:t>
+      <w:t>2025-12-28</w:t>
       <w:br/>
       <w:br/>
     </w:r>

--- a/tillsyn/A 46103-2025 tillsynsbegäran.docx
+++ b/tillsyn/A 46103-2025 tillsynsbegäran.docx
@@ -677,7 +677,7 @@
     <w:r>
       <w:tab/>
       <w:tab/>
-      <w:t>2025-12-28</w:t>
+      <w:t>2025-12-29</w:t>
       <w:br/>
       <w:br/>
     </w:r>

--- a/tillsyn/A 46103-2025 tillsynsbegäran.docx
+++ b/tillsyn/A 46103-2025 tillsynsbegäran.docx
@@ -677,7 +677,7 @@
     <w:r>
       <w:tab/>
       <w:tab/>
-      <w:t>2025-12-29</w:t>
+      <w:t>2025-12-30</w:t>
       <w:br/>
       <w:br/>
     </w:r>

--- a/tillsyn/A 46103-2025 tillsynsbegäran.docx
+++ b/tillsyn/A 46103-2025 tillsynsbegäran.docx
@@ -677,7 +677,7 @@
     <w:r>
       <w:tab/>
       <w:tab/>
-      <w:t>2025-12-30</w:t>
+      <w:t>2025-12-31</w:t>
       <w:br/>
       <w:br/>
     </w:r>

--- a/tillsyn/A 46103-2025 tillsynsbegäran.docx
+++ b/tillsyn/A 46103-2025 tillsynsbegäran.docx
@@ -677,7 +677,7 @@
     <w:r>
       <w:tab/>
       <w:tab/>
-      <w:t>2025-12-31</w:t>
+      <w:t>2026-01-03</w:t>
       <w:br/>
       <w:br/>
     </w:r>

--- a/tillsyn/A 46103-2025 tillsynsbegäran.docx
+++ b/tillsyn/A 46103-2025 tillsynsbegäran.docx
@@ -677,7 +677,7 @@
     <w:r>
       <w:tab/>
       <w:tab/>
-      <w:t>2026-01-07</w:t>
+      <w:t>2026-01-08</w:t>
       <w:br/>
       <w:br/>
     </w:r>
